--- a/posts/lln/index.docx
+++ b/posts/lln/index.docx
@@ -89,7 +89,7 @@
         <w:t xml:space="preserve">. It’s not uncommon to mix-up with these two concepts often.</w:t>
       </w:r>
     </w:p>
-    <w:bookmarkStart w:id="28" w:name="the-law-of-large-numbers-lln"/>
+    <w:bookmarkStart w:id="17" w:name="the-law-of-large-numbers-lln"/>
     <w:p>
       <w:pPr>
         <w:pStyle w:val="Heading2"/>
@@ -98,7 +98,7 @@
         <w:t xml:space="preserve">The Law of Large Numbers (LLN)</w:t>
       </w:r>
     </w:p>
-    <w:bookmarkStart w:id="20" w:name="intuition-behind-lln"/>
+    <w:bookmarkStart w:id="9" w:name="intuition-behind-lln"/>
     <w:p>
       <w:pPr>
         <w:pStyle w:val="Heading3"/>
@@ -115,8 +115,8 @@
         <w:t xml:space="preserve">The Law of Large Numbers states that as the sample size increases, the sample mean approaches the population mean. In other words, with more observations, the average of the sample becomes a better estimate of the true average of the population.</w:t>
       </w:r>
     </w:p>
-    <w:bookmarkEnd w:id="20"/>
-    <w:bookmarkStart w:id="21" w:name="mathematical-definition"/>
+    <w:bookmarkEnd w:id="9"/>
+    <w:bookmarkStart w:id="10" w:name="mathematical-definition"/>
     <w:p>
       <w:pPr>
         <w:pStyle w:val="Heading3"/>
@@ -615,8 +615,8 @@
         </m:oMath>
       </m:oMathPara>
     </w:p>
-    <w:bookmarkEnd w:id="21"/>
-    <w:bookmarkStart w:id="25" w:name="visualization"/>
+    <w:bookmarkEnd w:id="10"/>
+    <w:bookmarkStart w:id="14" w:name="visualization"/>
     <w:p>
       <w:pPr>
         <w:pStyle w:val="Heading3"/>
@@ -766,7 +766,7 @@
         <w:pStyle w:val="FirstParagraph"/>
       </w:pPr>
       <w:r>
-        <w:t xml:space="preserve">and the true mean/average height of men is np.float64(139.46). We want to see how varying the sample size affect the sample mean and variances.</w:t>
+        <w:t xml:space="preserve">and the true mean/average height of men is np.float64(139.4). We want to see how varying the sample size affect the sample mean and variances.</w:t>
       </w:r>
     </w:p>
     <w:p>
@@ -1590,18 +1590,18 @@
           <wp:inline>
             <wp:extent cx="5334000" cy="3456972"/>
             <wp:effectExtent b="0" l="0" r="0" t="0"/>
-            <wp:docPr descr="" title="" id="23" name="Picture"/>
+            <wp:docPr descr="" title="" id="12" name="Picture"/>
             <a:graphic>
               <a:graphicData uri="http://schemas.openxmlformats.org/drawingml/2006/picture">
                 <pic:pic>
                   <pic:nvPicPr>
-                    <pic:cNvPr descr="index_files/figure-docx/cell-3-output-1.png" id="24" name="Picture"/>
+                    <pic:cNvPr descr="index_files/figure-docx/cell-3-output-1.png" id="13" name="Picture"/>
                     <pic:cNvPicPr>
                       <a:picLocks noChangeArrowheads="1" noChangeAspect="1"/>
                     </pic:cNvPicPr>
                   </pic:nvPicPr>
                   <pic:blipFill>
-                    <a:blip r:embed="rId22"/>
+                    <a:blip r:embed="rId11"/>
                     <a:stretch>
                       <a:fillRect/>
                     </a:stretch>
@@ -1633,11 +1633,11 @@
         <w:pStyle w:val="BodyText"/>
       </w:pPr>
       <w:r>
-        <w:t xml:space="preserve">From the top-left figure, when the sample size is 50, the sample mean varies from 130 to 150 where the true population mean is np.float64(139.46), similarly in the 4th figure (bottom-left), when the sample size is 5000, the mean varies from 138 to 141. Thus, if we increase the sample size, sufficiently large, then the sample mean is approximately equal to the population mean. This is what LLN is!</w:t>
-      </w:r>
-    </w:p>
-    <w:bookmarkEnd w:id="25"/>
-    <w:bookmarkStart w:id="26" w:name="types-of-lln"/>
+        <w:t xml:space="preserve">From the top-left figure, when the sample size is 50, the sample mean varies from 130 to 150 where the true population mean is np.float64(139.4), similarly in the 4th figure (bottom-left), when the sample size is 5000, the mean varies from 138 to 141. Thus, if we increase the sample size, sufficiently large, then the sample mean is approximately equal to the population mean. This is what LLN is!</w:t>
+      </w:r>
+    </w:p>
+    <w:bookmarkEnd w:id="14"/>
+    <w:bookmarkStart w:id="15" w:name="types-of-lln"/>
     <w:p>
       <w:pPr>
         <w:pStyle w:val="Heading3"/>
@@ -1692,8 +1692,8 @@
         <w:t xml:space="preserve">: Convergence happens almost surely, meaning with probability 1.</w:t>
       </w:r>
     </w:p>
-    <w:bookmarkEnd w:id="26"/>
-    <w:bookmarkStart w:id="27" w:name="why-is-lln-important"/>
+    <w:bookmarkEnd w:id="15"/>
+    <w:bookmarkStart w:id="16" w:name="why-is-lln-important"/>
     <w:p>
       <w:pPr>
         <w:pStyle w:val="Heading3"/>
@@ -1717,9 +1717,9 @@
         </w:pict>
       </w:r>
     </w:p>
-    <w:bookmarkEnd w:id="27"/>
-    <w:bookmarkEnd w:id="28"/>
-    <w:bookmarkStart w:id="37" w:name="the-central-limit-theorem-clt"/>
+    <w:bookmarkEnd w:id="16"/>
+    <w:bookmarkEnd w:id="17"/>
+    <w:bookmarkStart w:id="26" w:name="the-central-limit-theorem-clt"/>
     <w:p>
       <w:pPr>
         <w:pStyle w:val="Heading2"/>
@@ -1728,7 +1728,7 @@
         <w:t xml:space="preserve">The Central Limit Theorem (CLT)</w:t>
       </w:r>
     </w:p>
-    <w:bookmarkStart w:id="29" w:name="intuition-behind-clt"/>
+    <w:bookmarkStart w:id="18" w:name="intuition-behind-clt"/>
     <w:p>
       <w:pPr>
         <w:pStyle w:val="Heading3"/>
@@ -1745,8 +1745,8 @@
         <w:t xml:space="preserve">While the Law of Large Numbers tells us that sample means converge to the population mean, the Central Limit Theorem goes further. It states that the distribution of the sample mean follows a normal distribution, regardless of the shape of the population distribution, provided the sample size is large enough.</w:t>
       </w:r>
     </w:p>
-    <w:bookmarkEnd w:id="29"/>
-    <w:bookmarkStart w:id="30" w:name="mathematical-definition-1"/>
+    <w:bookmarkEnd w:id="18"/>
+    <w:bookmarkStart w:id="19" w:name="mathematical-definition-1"/>
     <w:p>
       <w:pPr>
         <w:pStyle w:val="Heading3"/>
@@ -2088,28 +2088,30 @@
           <m:r>
             <m:t>N</m:t>
           </m:r>
-          <m:d>
-            <m:dPr>
-              <m:begChr m:val="("/>
-              <m:sepChr m:val=""/>
-              <m:endChr m:val=")"/>
-              <m:grow/>
-            </m:dPr>
-            <m:e>
-              <m:r>
-                <m:t>0</m:t>
-              </m:r>
-              <m:r>
-                <m:rPr>
-                  <m:sty m:val="p"/>
-                </m:rPr>
-                <m:t>,</m:t>
-              </m:r>
-              <m:r>
-                <m:t>1</m:t>
-              </m:r>
-            </m:e>
-          </m:d>
+          <m:r>
+            <m:rPr>
+              <m:sty m:val="p"/>
+            </m:rPr>
+            <m:t>(</m:t>
+          </m:r>
+          <m:r>
+            <m:t>0</m:t>
+          </m:r>
+          <m:r>
+            <m:rPr>
+              <m:sty m:val="p"/>
+            </m:rPr>
+            <m:t>,</m:t>
+          </m:r>
+          <m:r>
+            <m:t>1</m:t>
+          </m:r>
+          <m:r>
+            <m:rPr>
+              <m:sty m:val="p"/>
+            </m:rPr>
+            <m:t>)</m:t>
+          </m:r>
         </m:oMath>
       </m:oMathPara>
     </w:p>
@@ -2162,8 +2164,8 @@
         <w:t xml:space="preserve">is large.</w:t>
       </w:r>
     </w:p>
-    <w:bookmarkEnd w:id="30"/>
-    <w:bookmarkStart w:id="34" w:name="visualization-1"/>
+    <w:bookmarkEnd w:id="19"/>
+    <w:bookmarkStart w:id="23" w:name="visualization-1"/>
     <w:p>
       <w:pPr>
         <w:pStyle w:val="Heading3"/>
@@ -3749,18 +3751,18 @@
           <wp:inline>
             <wp:extent cx="5334000" cy="4865984"/>
             <wp:effectExtent b="0" l="0" r="0" t="0"/>
-            <wp:docPr descr="" title="" id="32" name="Picture"/>
+            <wp:docPr descr="" title="" id="21" name="Picture"/>
             <a:graphic>
               <a:graphicData uri="http://schemas.openxmlformats.org/drawingml/2006/picture">
                 <pic:pic>
                   <pic:nvPicPr>
-                    <pic:cNvPr descr="index_files/figure-docx/cell-4-output-1.png" id="33" name="Picture"/>
+                    <pic:cNvPr descr="index_files/figure-docx/cell-4-output-1.png" id="22" name="Picture"/>
                     <pic:cNvPicPr>
                       <a:picLocks noChangeArrowheads="1" noChangeAspect="1"/>
                     </pic:cNvPicPr>
                   </pic:nvPicPr>
                   <pic:blipFill>
-                    <a:blip r:embed="rId31"/>
+                    <a:blip r:embed="rId20"/>
                     <a:stretch>
                       <a:fillRect/>
                     </a:stretch>
@@ -3787,8 +3789,8 @@
         </w:drawing>
       </w:r>
     </w:p>
-    <w:bookmarkEnd w:id="34"/>
-    <w:bookmarkStart w:id="35" w:name="why-is-clt-important"/>
+    <w:bookmarkEnd w:id="23"/>
+    <w:bookmarkStart w:id="24" w:name="why-is-clt-important"/>
     <w:p>
       <w:pPr>
         <w:pStyle w:val="Heading3"/>
@@ -3854,8 +3856,8 @@
         <w:t xml:space="preserve">: Without CLT, we would need to know the entire population distribution to make inferences.</w:t>
       </w:r>
     </w:p>
-    <w:bookmarkEnd w:id="35"/>
-    <w:bookmarkStart w:id="36" w:name="example"/>
+    <w:bookmarkEnd w:id="24"/>
+    <w:bookmarkStart w:id="25" w:name="example"/>
     <w:p>
       <w:pPr>
         <w:pStyle w:val="Heading3"/>
@@ -3899,9 +3901,9 @@
         </w:pict>
       </w:r>
     </w:p>
-    <w:bookmarkEnd w:id="36"/>
-    <w:bookmarkEnd w:id="37"/>
-    <w:bookmarkStart w:id="38" w:name="relationship-between-lln-and-clt"/>
+    <w:bookmarkEnd w:id="25"/>
+    <w:bookmarkEnd w:id="26"/>
+    <w:bookmarkStart w:id="27" w:name="relationship-between-lln-and-clt"/>
     <w:p>
       <w:pPr>
         <w:pStyle w:val="Heading2"/>
@@ -3977,8 +3979,8 @@
         </w:pict>
       </w:r>
     </w:p>
-    <w:bookmarkEnd w:id="38"/>
-    <w:bookmarkStart w:id="41" w:name="conclusion"/>
+    <w:bookmarkEnd w:id="27"/>
+    <w:bookmarkStart w:id="30" w:name="conclusion"/>
     <w:p>
       <w:pPr>
         <w:pStyle w:val="Heading2"/>
@@ -4043,7 +4045,7 @@
         </w:pict>
       </w:r>
     </w:p>
-    <w:bookmarkStart w:id="40" w:name="further-reading"/>
+    <w:bookmarkStart w:id="29" w:name="further-reading"/>
     <w:p>
       <w:pPr>
         <w:pStyle w:val="Heading3"/>
@@ -4151,8 +4153,8 @@
         <w:t xml:space="preserve"> </w:t>
       </w:r>
     </w:p>
-    <w:bookmarkStart w:id="39" w:name="fb-root"/>
-    <w:bookmarkEnd w:id="39"/>
+    <w:bookmarkStart w:id="28" w:name="fb-root"/>
+    <w:bookmarkEnd w:id="28"/>
     <w:p>
       <w:pPr>
         <w:pStyle w:val="BodyText"/>
@@ -4165,8 +4167,8 @@
         <w:t xml:space="preserve">You may also like</w:t>
       </w:r>
     </w:p>
-    <w:bookmarkEnd w:id="40"/>
-    <w:bookmarkEnd w:id="41"/>
+    <w:bookmarkEnd w:id="29"/>
+    <w:bookmarkEnd w:id="30"/>
     <w:sectPr>
       <w:footnotePr>
         <w:numRestart w:val="eachSect"/>
@@ -4542,10 +4544,10 @@
   <w:docDefaults>
     <w:rPrDefault>
       <w:rPr>
-        <w:rFonts w:asciiTheme="minorHAnsi" w:cstheme="minorBidi" w:eastAsiaTheme="minorHAnsi" w:hAnsiTheme="minorHAnsi"/>
+        <w:rFonts w:asciiTheme="minorHAnsi" w:cstheme="minorBidi" w:eastAsiaTheme="minorEastAsia" w:hAnsiTheme="minorHAnsi"/>
         <w:sz w:val="24"/>
         <w:szCs w:val="24"/>
-        <w:lang w:bidi="ar-SA" w:eastAsia="en-US" w:val="en-US"/>
+        <w:lang w:bidi="ar-SA" w:eastAsia="zh-CN" w:val="en-US"/>
       </w:rPr>
     </w:rPrDefault>
     <w:pPrDefault>
@@ -5086,13 +5088,6 @@
       </w:tblCellMar>
     </w:tblPr>
     <w:tblStylePr w:type="firstRow">
-      <w:tblPr>
-        <w:jc w:val="left"/>
-        <w:tblInd w:type="dxa" w:w="0"/>
-      </w:tblPr>
-      <w:trPr>
-        <w:jc w:val="left"/>
-      </w:trPr>
       <w:tcPr>
         <w:tcBorders>
           <w:bottom w:val="single"/>

--- a/posts/lln/index.docx
+++ b/posts/lln/index.docx
@@ -766,7 +766,7 @@
         <w:pStyle w:val="FirstParagraph"/>
       </w:pPr>
       <w:r>
-        <w:t xml:space="preserve">and the true mean/average height of men is np.float64(139.4). We want to see how varying the sample size affect the sample mean and variances.</w:t>
+        <w:t xml:space="preserve">and the true mean/average height of men is np.float64(139.43). We want to see how varying the sample size affect the sample mean and variances.</w:t>
       </w:r>
     </w:p>
     <w:p>
@@ -1633,7 +1633,7 @@
         <w:pStyle w:val="BodyText"/>
       </w:pPr>
       <w:r>
-        <w:t xml:space="preserve">From the top-left figure, when the sample size is 50, the sample mean varies from 130 to 150 where the true population mean is np.float64(139.4), similarly in the 4th figure (bottom-left), when the sample size is 5000, the mean varies from 138 to 141. Thus, if we increase the sample size, sufficiently large, then the sample mean is approximately equal to the population mean. This is what LLN is!</w:t>
+        <w:t xml:space="preserve">From the top-left figure, when the sample size is 50, the sample mean varies from 130 to 150 where the true population mean is np.float64(139.43), similarly in the 4th figure (bottom-left), when the sample size is 5000, the mean varies from 138 to 141. Thus, if we increase the sample size, sufficiently large, then the sample mean is approximately equal to the population mean. This is what LLN is!</w:t>
       </w:r>
     </w:p>
     <w:bookmarkEnd w:id="14"/>

--- a/posts/lln/index.docx
+++ b/posts/lln/index.docx
@@ -766,7 +766,7 @@
         <w:pStyle w:val="FirstParagraph"/>
       </w:pPr>
       <w:r>
-        <w:t xml:space="preserve">and the true mean/average height of men is np.float64(139.43). We want to see how varying the sample size affect the sample mean and variances.</w:t>
+        <w:t xml:space="preserve">and the true mean/average height of men is np.float64(139.55). We want to see how varying the sample size affect the sample mean and variances.</w:t>
       </w:r>
     </w:p>
     <w:p>
@@ -1633,7 +1633,7 @@
         <w:pStyle w:val="BodyText"/>
       </w:pPr>
       <w:r>
-        <w:t xml:space="preserve">From the top-left figure, when the sample size is 50, the sample mean varies from 130 to 150 where the true population mean is np.float64(139.43), similarly in the 4th figure (bottom-left), when the sample size is 5000, the mean varies from 138 to 141. Thus, if we increase the sample size, sufficiently large, then the sample mean is approximately equal to the population mean. This is what LLN is!</w:t>
+        <w:t xml:space="preserve">From the top-left figure, when the sample size is 50, the sample mean varies from 130 to 150 where the true population mean is np.float64(139.55), similarly in the 4th figure (bottom-left), when the sample size is 5000, the mean varies from 138 to 141. Thus, if we increase the sample size, sufficiently large, then the sample mean is approximately equal to the population mean. This is what LLN is!</w:t>
       </w:r>
     </w:p>
     <w:bookmarkEnd w:id="14"/>

--- a/posts/lln/index.docx
+++ b/posts/lln/index.docx
@@ -766,7 +766,7 @@
         <w:pStyle w:val="FirstParagraph"/>
       </w:pPr>
       <w:r>
-        <w:t xml:space="preserve">and the true mean/average height of men is np.float64(139.55). We want to see how varying the sample size affect the sample mean and variances.</w:t>
+        <w:t xml:space="preserve">and the true mean/average height of men is np.float64(139.5). We want to see how varying the sample size affect the sample mean and variances.</w:t>
       </w:r>
     </w:p>
     <w:p>
@@ -1633,7 +1633,7 @@
         <w:pStyle w:val="BodyText"/>
       </w:pPr>
       <w:r>
-        <w:t xml:space="preserve">From the top-left figure, when the sample size is 50, the sample mean varies from 130 to 150 where the true population mean is np.float64(139.55), similarly in the 4th figure (bottom-left), when the sample size is 5000, the mean varies from 138 to 141. Thus, if we increase the sample size, sufficiently large, then the sample mean is approximately equal to the population mean. This is what LLN is!</w:t>
+        <w:t xml:space="preserve">From the top-left figure, when the sample size is 50, the sample mean varies from 130 to 150 where the true population mean is np.float64(139.5), similarly in the 4th figure (bottom-left), when the sample size is 5000, the mean varies from 138 to 141. Thus, if we increase the sample size, sufficiently large, then the sample mean is approximately equal to the population mean. This is what LLN is!</w:t>
       </w:r>
     </w:p>
     <w:bookmarkEnd w:id="14"/>

--- a/posts/lln/index.docx
+++ b/posts/lln/index.docx
@@ -766,7 +766,7 @@
         <w:pStyle w:val="FirstParagraph"/>
       </w:pPr>
       <w:r>
-        <w:t xml:space="preserve">and the true mean/average height of men is np.float64(139.5). We want to see how varying the sample size affect the sample mean and variances.</w:t>
+        <w:t xml:space="preserve">and the true mean/average height of men is np.float64(139.56). We want to see how varying the sample size affect the sample mean and variances.</w:t>
       </w:r>
     </w:p>
     <w:p>
@@ -1633,7 +1633,7 @@
         <w:pStyle w:val="BodyText"/>
       </w:pPr>
       <w:r>
-        <w:t xml:space="preserve">From the top-left figure, when the sample size is 50, the sample mean varies from 130 to 150 where the true population mean is np.float64(139.5), similarly in the 4th figure (bottom-left), when the sample size is 5000, the mean varies from 138 to 141. Thus, if we increase the sample size, sufficiently large, then the sample mean is approximately equal to the population mean. This is what LLN is!</w:t>
+        <w:t xml:space="preserve">From the top-left figure, when the sample size is 50, the sample mean varies from 130 to 150 where the true population mean is np.float64(139.56), similarly in the 4th figure (bottom-left), when the sample size is 5000, the mean varies from 138 to 141. Thus, if we increase the sample size, sufficiently large, then the sample mean is approximately equal to the population mean. This is what LLN is!</w:t>
       </w:r>
     </w:p>
     <w:bookmarkEnd w:id="14"/>

--- a/posts/lln/index.docx
+++ b/posts/lln/index.docx
@@ -766,7 +766,7 @@
         <w:pStyle w:val="FirstParagraph"/>
       </w:pPr>
       <w:r>
-        <w:t xml:space="preserve">and the true mean/average height of men is np.float64(139.56). We want to see how varying the sample size affect the sample mean and variances.</w:t>
+        <w:t xml:space="preserve">and the true mean/average height of men is np.float64(139.39). We want to see how varying the sample size affect the sample mean and variances.</w:t>
       </w:r>
     </w:p>
     <w:p>
@@ -1588,7 +1588,7 @@
       <w:r>
         <w:drawing>
           <wp:inline>
-            <wp:extent cx="5334000" cy="3456972"/>
+            <wp:extent cx="5334000" cy="3461353"/>
             <wp:effectExtent b="0" l="0" r="0" t="0"/>
             <wp:docPr descr="" title="" id="12" name="Picture"/>
             <a:graphic>
@@ -1609,7 +1609,7 @@
                   <pic:spPr bwMode="auto">
                     <a:xfrm>
                       <a:off x="0" y="0"/>
-                      <a:ext cx="5334000" cy="3456972"/>
+                      <a:ext cx="5334000" cy="3461353"/>
                     </a:xfrm>
                     <a:prstGeom prst="rect">
                       <a:avLst/>
@@ -1633,7 +1633,7 @@
         <w:pStyle w:val="BodyText"/>
       </w:pPr>
       <w:r>
-        <w:t xml:space="preserve">From the top-left figure, when the sample size is 50, the sample mean varies from 130 to 150 where the true population mean is np.float64(139.56), similarly in the 4th figure (bottom-left), when the sample size is 5000, the mean varies from 138 to 141. Thus, if we increase the sample size, sufficiently large, then the sample mean is approximately equal to the population mean. This is what LLN is!</w:t>
+        <w:t xml:space="preserve">From the top-left figure, when the sample size is 50, the sample mean varies from 130 to 150 where the true population mean is np.float64(139.39), similarly in the 4th figure (bottom-left), when the sample size is 5000, the mean varies from 138 to 141. Thus, if we increase the sample size, sufficiently large, then the sample mean is approximately equal to the population mean. This is what LLN is!</w:t>
       </w:r>
     </w:p>
     <w:bookmarkEnd w:id="14"/>

--- a/posts/lln/index.docx
+++ b/posts/lln/index.docx
@@ -766,7 +766,7 @@
         <w:pStyle w:val="FirstParagraph"/>
       </w:pPr>
       <w:r>
-        <w:t xml:space="preserve">and the true mean/average height of men is np.float64(139.39). We want to see how varying the sample size affect the sample mean and variances.</w:t>
+        <w:t xml:space="preserve">and the true mean/average height of men is np.float64(139.58). We want to see how varying the sample size affect the sample mean and variances.</w:t>
       </w:r>
     </w:p>
     <w:p>
@@ -1588,7 +1588,7 @@
       <w:r>
         <w:drawing>
           <wp:inline>
-            <wp:extent cx="5334000" cy="3461353"/>
+            <wp:extent cx="5334000" cy="3456972"/>
             <wp:effectExtent b="0" l="0" r="0" t="0"/>
             <wp:docPr descr="" title="" id="12" name="Picture"/>
             <a:graphic>
@@ -1609,7 +1609,7 @@
                   <pic:spPr bwMode="auto">
                     <a:xfrm>
                       <a:off x="0" y="0"/>
-                      <a:ext cx="5334000" cy="3461353"/>
+                      <a:ext cx="5334000" cy="3456972"/>
                     </a:xfrm>
                     <a:prstGeom prst="rect">
                       <a:avLst/>
@@ -1633,7 +1633,7 @@
         <w:pStyle w:val="BodyText"/>
       </w:pPr>
       <w:r>
-        <w:t xml:space="preserve">From the top-left figure, when the sample size is 50, the sample mean varies from 130 to 150 where the true population mean is np.float64(139.39), similarly in the 4th figure (bottom-left), when the sample size is 5000, the mean varies from 138 to 141. Thus, if we increase the sample size, sufficiently large, then the sample mean is approximately equal to the population mean. This is what LLN is!</w:t>
+        <w:t xml:space="preserve">From the top-left figure, when the sample size is 50, the sample mean varies from 130 to 150 where the true population mean is np.float64(139.58), similarly in the 4th figure (bottom-left), when the sample size is 5000, the mean varies from 138 to 141. Thus, if we increase the sample size, sufficiently large, then the sample mean is approximately equal to the population mean. This is what LLN is!</w:t>
       </w:r>
     </w:p>
     <w:bookmarkEnd w:id="14"/>

--- a/posts/lln/index.docx
+++ b/posts/lln/index.docx
@@ -1588,7 +1588,7 @@
       <w:r>
         <w:drawing>
           <wp:inline>
-            <wp:extent cx="5334000" cy="3456972"/>
+            <wp:extent cx="5334000" cy="3461353"/>
             <wp:effectExtent b="0" l="0" r="0" t="0"/>
             <wp:docPr descr="" title="" id="12" name="Picture"/>
             <a:graphic>
@@ -1609,7 +1609,7 @@
                   <pic:spPr bwMode="auto">
                     <a:xfrm>
                       <a:off x="0" y="0"/>
-                      <a:ext cx="5334000" cy="3456972"/>
+                      <a:ext cx="5334000" cy="3461353"/>
                     </a:xfrm>
                     <a:prstGeom prst="rect">
                       <a:avLst/>

--- a/posts/lln/index.docx
+++ b/posts/lln/index.docx
@@ -766,7 +766,7 @@
         <w:pStyle w:val="FirstParagraph"/>
       </w:pPr>
       <w:r>
-        <w:t xml:space="preserve">and the true mean/average height of men is np.float64(139.58). We want to see how varying the sample size affect the sample mean and variances.</w:t>
+        <w:t xml:space="preserve">and the true mean/average height of men is np.float64(139.41). We want to see how varying the sample size affect the sample mean and variances.</w:t>
       </w:r>
     </w:p>
     <w:p>
@@ -1633,7 +1633,7 @@
         <w:pStyle w:val="BodyText"/>
       </w:pPr>
       <w:r>
-        <w:t xml:space="preserve">From the top-left figure, when the sample size is 50, the sample mean varies from 130 to 150 where the true population mean is np.float64(139.58), similarly in the 4th figure (bottom-left), when the sample size is 5000, the mean varies from 138 to 141. Thus, if we increase the sample size, sufficiently large, then the sample mean is approximately equal to the population mean. This is what LLN is!</w:t>
+        <w:t xml:space="preserve">From the top-left figure, when the sample size is 50, the sample mean varies from 130 to 150 where the true population mean is np.float64(139.41), similarly in the 4th figure (bottom-left), when the sample size is 5000, the mean varies from 138 to 141. Thus, if we increase the sample size, sufficiently large, then the sample mean is approximately equal to the population mean. This is what LLN is!</w:t>
       </w:r>
     </w:p>
     <w:bookmarkEnd w:id="14"/>
@@ -3980,7 +3980,7 @@
       </w:r>
     </w:p>
     <w:bookmarkEnd w:id="27"/>
-    <w:bookmarkStart w:id="30" w:name="conclusion"/>
+    <w:bookmarkStart w:id="29" w:name="conclusion"/>
     <w:p>
       <w:pPr>
         <w:pStyle w:val="Heading2"/>
@@ -4045,7 +4045,7 @@
         </w:pict>
       </w:r>
     </w:p>
-    <w:bookmarkStart w:id="29" w:name="further-reading"/>
+    <w:bookmarkStart w:id="28" w:name="further-reading"/>
     <w:p>
       <w:pPr>
         <w:pStyle w:val="Heading3"/>
@@ -4111,64 +4111,11 @@
           <w:b/>
           <w:bCs/>
         </w:rPr>
-        <w:t xml:space="preserve">Share on</w:t>
-      </w:r>
-    </w:p>
-    <w:p>
-      <w:pPr>
-        <w:pStyle w:val="BodyText"/>
-      </w:pPr>
-    </w:p>
-    <w:p>
-      <w:pPr>
-        <w:pStyle w:val="BodyText"/>
-      </w:pPr>
-      <w:r>
-        <w:t xml:space="preserve"> </w:t>
-      </w:r>
-    </w:p>
-    <w:p>
-      <w:pPr>
-        <w:pStyle w:val="BodyText"/>
-      </w:pPr>
-    </w:p>
-    <w:p>
-      <w:pPr>
-        <w:pStyle w:val="BodyText"/>
-      </w:pPr>
-      <w:r>
-        <w:t xml:space="preserve"> </w:t>
-      </w:r>
-    </w:p>
-    <w:p>
-      <w:pPr>
-        <w:pStyle w:val="BodyText"/>
-      </w:pPr>
-    </w:p>
-    <w:p>
-      <w:pPr>
-        <w:pStyle w:val="BodyText"/>
-      </w:pPr>
-      <w:r>
-        <w:t xml:space="preserve"> </w:t>
-      </w:r>
-    </w:p>
-    <w:bookmarkStart w:id="28" w:name="fb-root"/>
+        <w:t xml:space="preserve">You may also like</w:t>
+      </w:r>
+    </w:p>
     <w:bookmarkEnd w:id="28"/>
-    <w:p>
-      <w:pPr>
-        <w:pStyle w:val="BodyText"/>
-      </w:pPr>
-      <w:r>
-        <w:rPr>
-          <w:b/>
-          <w:bCs/>
-        </w:rPr>
-        <w:t xml:space="preserve">You may also like</w:t>
-      </w:r>
-    </w:p>
     <w:bookmarkEnd w:id="29"/>
-    <w:bookmarkEnd w:id="30"/>
     <w:sectPr>
       <w:footnotePr>
         <w:numRestart w:val="eachSect"/>
